--- a/deliverables/output/RIMSS - Solution Approach - v1.0.docx
+++ b/deliverables/output/RIMSS - Solution Approach - v1.0.docx
@@ -748,7 +748,7 @@
           </w:tcPr>
           <w:p>
             <w:r>
-              <w:t xml:space="preserve">Cart logic, filtering/search logic, pricing &amp; discount calculation</w:t>
+              <w:t xml:space="preserve">Cart logic, filtering/search logic, pricing &amp; discount calculation, cart persistence (localStorage), URL-synced filters</w:t>
             </w:r>
           </w:p>
         </w:tc>
@@ -780,7 +780,7 @@
           </w:tcPr>
           <w:p>
             <w:r>
-              <w:t xml:space="preserve">Talks to backend REST APIs with timeout, bounded retry/backoff; manages Web Push subscriptions</w:t>
+              <w:t xml:space="preserve">Talks to backend REST APIs with timeout, bounded retry/backoff (reads only), short-lived response cache; creates orders; manages Web Push subscriptions</w:t>
             </w:r>
           </w:p>
         </w:tc>
@@ -790,7 +790,7 @@
           </w:tcPr>
           <w:p>
             <w:r>
-              <w:t xml:space="preserve">Fetch-based clients (productService, httpClient, pushService)</w:t>
+              <w:t xml:space="preserve">Fetch-based clients (productService, orderService, httpClient, pushService)</w:t>
             </w:r>
           </w:p>
         </w:tc>
@@ -812,7 +812,7 @@
           </w:tcPr>
           <w:p>
             <w:r>
-              <w:t xml:space="preserve">Feature flags, telemetry sink, per-module error boundaries, skeleton/fallback UI, service worker (offline cache + push)</w:t>
+              <w:t xml:space="preserve">Feature flags, telemetry (beacon + global error capture), per-module error boundaries, skeleton/fallback UI, accessibility (focus-managed dialog, axe checks), CSP/security headers, service worker (offline cache + push)</w:t>
             </w:r>
           </w:p>
         </w:tc>
@@ -1023,7 +1023,7 @@
         <w:spacing w:after="60"/>
       </w:pPr>
       <w:r>
-        <w:t xml:space="preserve">User applies filters (category, price, color, discount, name) -&gt; pure filterProducts() re-filters client-side instantly</w:t>
+        <w:t xml:space="preserve">User applies filters (category, price, color, discount, name) -&gt; pure filterProducts() re-filters client-side instantly; the name box is debounced and all filters are mirrored into the URL so views are shareable</w:t>
       </w:r>
     </w:p>
     <w:p>
@@ -1049,20 +1049,20 @@
         <w:spacing w:after="60"/>
       </w:pPr>
       <w:r>
-        <w:t xml:space="preserve">User clicks Add to Cart -&gt; CartContext dispatches to pure cartLogic functions (addToCart, getCartTotal)</w:t>
-      </w:r>
-    </w:p>
-    <w:p>
-      <w:pPr>
-        <w:pStyle w:val="ListParagraph"/>
-        <w:numPr>
-          <w:ilvl w:val="0"/>
-          <w:numId w:val="1"/>
-        </w:numPr>
-        <w:spacing w:after="60"/>
-      </w:pPr>
-      <w:r>
-        <w:t xml:space="preserve">User opens cart drawer -&gt; reviews items, quantities, discounted totals -&gt; proceeds to Payment Gateway (integration point, out of scope)</w:t>
+        <w:t xml:space="preserve">User clicks Add to Cart -&gt; CartContext dispatches to pure cartLogic functions (addToCart, getCartTotal) and persists the cart to localStorage</w:t>
+      </w:r>
+    </w:p>
+    <w:p>
+      <w:pPr>
+        <w:pStyle w:val="ListParagraph"/>
+        <w:numPr>
+          <w:ilvl w:val="0"/>
+          <w:numId w:val="1"/>
+        </w:numPr>
+        <w:spacing w:after="60"/>
+      </w:pPr>
+      <w:r>
+        <w:t xml:space="preserve">User opens cart drawer -&gt; reviews items, quantities, discounted totals -&gt; places the order (orderService posts ids and quantities; the API prices it and returns an order id). The real payment gateway remains an integration point, out of scope</w:t>
       </w:r>
     </w:p>
     <w:p>

--- a/deliverables/output/RIMSS - Solution Approach - v1.0.docx
+++ b/deliverables/output/RIMSS - Solution Approach - v1.0.docx
@@ -1362,7 +1362,7 @@
           </w:tcPr>
           <w:p>
             <w:r>
-              <w:t xml:space="preserve">Single telemetry sink (setTelemetrySink) receives module crashes and HTTP retries; pluggable to Sentry/App Insights without changing call sites.</w:t>
+              <w:t xml:space="preserve">Single telemetry sink (setTelemetrySink) receives module crashes, HTTP retries and analytics events (page views, add to cart, checkout); events are stored locally via POST /api/telemetry in a JSON file and the sink is pluggable to Sentry/App Insights without changing call sites. API logs are structured (pino) with request ids and masked credentials.</w:t>
             </w:r>
           </w:p>
         </w:tc>

--- a/deliverables/output/RIMSS - Solution Approach - v1.0.docx
+++ b/deliverables/output/RIMSS - Solution Approach - v1.0.docx
@@ -197,7 +197,7 @@
         <w:spacing w:after="120"/>
       </w:pPr>
       <w:r>
-        <w:t xml:space="preserve">The diagram below depicts the client-server topology: Web/Mobile browsers communicate over HTTPS with a CDN-fronted static SPA bundle, which calls backend REST APIs (assumed provided by client per assignment scope) for product, cart and payment operations. A Node.js/Express mock server stands in for those APIs during development and demo.</w:t>
+        <w:t xml:space="preserve">The diagram below depicts the client-server topology: Web/Mobile browsers communicate over HTTPS with a CDN-fronted static SPA bundle, which calls backend REST APIs (assumed provided by client per assignment scope) for product, cart and payment operations. A Node.js/Express API (PostgreSQL-backed, with a JSON-file fallback for local use) stands in for those APIs during development and demo.</w:t>
       </w:r>
     </w:p>
     <w:p>
@@ -652,7 +652,7 @@
           </w:tcPr>
           <w:p>
             <w:r>
-              <w:t xml:space="preserve">Renders UI screens (Home, Search, Showcase, Cart)</w:t>
+              <w:t xml:space="preserve">Renders UI screens (Home, Search, Showcase, Cart, rule-based Chatbot assistant with persisted conversation)</w:t>
             </w:r>
           </w:p>
         </w:tc>
@@ -662,7 +662,7 @@
           </w:tcPr>
           <w:p>
             <w:r>
-              <w:t xml:space="preserve">React 19 + TypeScript, CSS Modules</w:t>
+              <w:t xml:space="preserve">React 19 + TypeScript, SCSS design tokens, shared ui/ primitives</w:t>
             </w:r>
           </w:p>
         </w:tc>
@@ -1066,17 +1066,12 @@
       </w:r>
     </w:p>
     <w:p>
-      <w:r>
-        <w:br w:type="page"/>
-      </w:r>
-    </w:p>
-    <w:p>
-      <w:pPr>
-        <w:pStyle w:val="Heading1"/>
-        <w:spacing w:after="200"/>
-      </w:pPr>
-      <w:r>
-        <w:t xml:space="preserve">5. Current vs Proposed System</w:t>
+      <w:pPr>
+        <w:pStyle w:val="Heading2"/>
+        <w:spacing w:after="120" w:before="200"/>
+      </w:pPr>
+      <w:r>
+        <w:t xml:space="preserve">4.5 Repository &amp; Application Folder Structure</w:t>
       </w:r>
     </w:p>
     <w:p>
@@ -1084,7 +1079,7 @@
         <w:spacing w:after="120"/>
       </w:pPr>
       <w:r>
-        <w:t xml:space="preserve">The comparison below maps each issue reported against YCompany's existing website directly to the corresponding RIMSS design decision.</w:t>
+        <w:t xml:space="preserve">The repository is a Turborepo monorepo. The diagram shows where each concern lives so new team members can navigate the code: feature modules under modules/, shared UI primitives under components/ui, integration code under services/, and API routes, repositories and migrations in rimss-api. Both apps depend on the shared contract package @rimss/shared.</w:t>
       </w:r>
     </w:p>
     <w:p>
@@ -1095,7 +1090,7 @@
       <w:r>
         <w:drawing>
           <wp:inline distT="0" distB="0" distL="0" distR="0">
-            <wp:extent cx="5905500" cy="3048000"/>
+            <wp:extent cx="5905500" cy="3448050"/>
             <wp:effectExtent t="0" r="0" b="0" l="0"/>
             <wp:docPr id="6" name="" descr="" title=""/>
             <wp:cNvGraphicFramePr>
@@ -1112,6 +1107,155 @@
                   </pic:nvPicPr>
                   <pic:blipFill>
                     <a:blip r:embed="rId12" cstate="none"/>
+                    <a:srcRect/>
+                    <a:stretch>
+                      <a:fillRect/>
+                    </a:stretch>
+                  </pic:blipFill>
+                  <pic:spPr bwMode="auto">
+                    <a:xfrm>
+                      <a:off x="0" y="0"/>
+                      <a:ext cx="5905500" cy="3448050"/>
+                    </a:xfrm>
+                    <a:prstGeom prst="rect">
+                      <a:avLst/>
+                    </a:prstGeom>
+                  </pic:spPr>
+                </pic:pic>
+              </a:graphicData>
+            </a:graphic>
+          </wp:inline>
+        </w:drawing>
+      </w:r>
+    </w:p>
+    <w:p>
+      <w:pPr>
+        <w:spacing w:after="200"/>
+        <w:jc w:val="center"/>
+      </w:pPr>
+      <w:r>
+        <w:rPr>
+          <w:i/>
+          <w:iCs/>
+          <w:color w:val="6B7280"/>
+          <w:sz w:val="18"/>
+          <w:szCs w:val="18"/>
+        </w:rPr>
+        <w:t xml:space="preserve">Figure 7 - Repository and application folder structure</w:t>
+      </w:r>
+    </w:p>
+    <w:p>
+      <w:pPr>
+        <w:pStyle w:val="ListParagraph"/>
+        <w:numPr>
+          <w:ilvl w:val="0"/>
+          <w:numId w:val="1"/>
+        </w:numPr>
+        <w:spacing w:after="60"/>
+      </w:pPr>
+      <w:r>
+        <w:t xml:space="preserve">Chatbot (components/Chatbot): rule-based assistant driven by responses.json; keyword intents return canned replies and product suggestions, and the conversation is persisted in localStorage. No backend dependency.</w:t>
+      </w:r>
+    </w:p>
+    <w:p>
+      <w:pPr>
+        <w:pStyle w:val="ListParagraph"/>
+        <w:numPr>
+          <w:ilvl w:val="0"/>
+          <w:numId w:val="1"/>
+        </w:numPr>
+        <w:spacing w:after="60"/>
+      </w:pPr>
+      <w:r>
+        <w:t xml:space="preserve">Design system (styles/ + components/ui): SCSS variables/mixins and reusable Button, Card, Field, Heading and Table primitives keep modules visually consistent.</w:t>
+      </w:r>
+    </w:p>
+    <w:p>
+      <w:pPr>
+        <w:pStyle w:val="ListParagraph"/>
+        <w:numPr>
+          <w:ilvl w:val="0"/>
+          <w:numId w:val="1"/>
+        </w:numPr>
+        <w:spacing w:after="60"/>
+      </w:pPr>
+      <w:r>
+        <w:t xml:space="preserve">Persistence (rimss-api): PostgreSQL with versioned SQL migrations (001_init, 002_order_idempotency) and seed-on-empty catalog; falls back to JSON files when DATABASE_URL is unset.</w:t>
+      </w:r>
+    </w:p>
+    <w:p>
+      <w:pPr>
+        <w:pStyle w:val="ListParagraph"/>
+        <w:numPr>
+          <w:ilvl w:val="0"/>
+          <w:numId w:val="1"/>
+        </w:numPr>
+        <w:spacing w:after="60"/>
+      </w:pPr>
+      <w:r>
+        <w:t xml:space="preserve">Orders are idempotent: an optional Idempotency-Key header makes checkout retries return the original order.</w:t>
+      </w:r>
+    </w:p>
+    <w:p>
+      <w:pPr>
+        <w:pStyle w:val="ListParagraph"/>
+        <w:numPr>
+          <w:ilvl w:val="0"/>
+          <w:numId w:val="1"/>
+        </w:numPr>
+        <w:spacing w:after="60"/>
+      </w:pPr>
+      <w:r>
+        <w:t xml:space="preserve">Delivery: multi-stage non-root Dockerfiles for web (nginx proxying /api) and API, plus docker-compose with a Postgres service and a full-stack profile.</w:t>
+      </w:r>
+    </w:p>
+    <w:p>
+      <w:r>
+        <w:br w:type="page"/>
+      </w:r>
+    </w:p>
+    <w:p>
+      <w:pPr>
+        <w:pStyle w:val="Heading1"/>
+        <w:spacing w:after="200"/>
+      </w:pPr>
+      <w:r>
+        <w:t xml:space="preserve">5. Current vs Proposed System</w:t>
+      </w:r>
+    </w:p>
+    <w:p>
+      <w:pPr>
+        <w:spacing w:after="120"/>
+      </w:pPr>
+      <w:r>
+        <w:t xml:space="preserve">The comparison below maps each issue reported against YCompany's existing website directly to the corresponding RIMSS design decision.</w:t>
+      </w:r>
+    </w:p>
+    <w:p>
+      <w:pPr>
+        <w:spacing w:after="60"/>
+        <w:jc w:val="center"/>
+      </w:pPr>
+      <w:r>
+        <w:drawing>
+          <wp:inline distT="0" distB="0" distL="0" distR="0">
+            <wp:extent cx="5905500" cy="3048000"/>
+            <wp:effectExtent t="0" r="0" b="0" l="0"/>
+            <wp:docPr id="7" name="" descr="" title=""/>
+            <wp:cNvGraphicFramePr>
+              <a:graphicFrameLocks xmlns:a="http://schemas.openxmlformats.org/drawingml/2006/main" noChangeAspect="1"/>
+            </wp:cNvGraphicFramePr>
+            <a:graphic xmlns:a="http://schemas.openxmlformats.org/drawingml/2006/main">
+              <a:graphicData uri="http://schemas.openxmlformats.org/drawingml/2006/picture">
+                <pic:pic xmlns:pic="http://schemas.openxmlformats.org/drawingml/2006/picture">
+                  <pic:nvPicPr>
+                    <pic:cNvPr id="0" name="" descr=""/>
+                    <pic:cNvPicPr>
+                      <a:picLocks noChangeAspect="1" noChangeArrowheads="1"/>
+                    </pic:cNvPicPr>
+                  </pic:nvPicPr>
+                  <pic:blipFill>
+                    <a:blip r:embed="rId13" cstate="none"/>
                     <a:srcRect/>
                     <a:stretch>
                       <a:fillRect/>

--- a/deliverables/output/RIMSS - Solution Approach - v1.0.docx
+++ b/deliverables/output/RIMSS - Solution Approach - v1.0.docx
@@ -1594,7 +1594,7 @@
           </w:tcPr>
           <w:p>
             <w:r>
-              <w:t xml:space="preserve">Business logic (cart, filtering) as pure functions plus component, service and module tests (Vitest + Testing Library, 77 tests); UI states documented in Storybook.</w:t>
+              <w:t xml:space="preserve">Business logic (cart, filtering) as pure functions plus component, service and module tests (Vitest + Testing Library, 160 tests); UI states documented in Storybook.</w:t>
             </w:r>
           </w:p>
         </w:tc>

--- a/deliverables/output/RIMSS - Solution Approach - v1.0.docx
+++ b/deliverables/output/RIMSS - Solution Approach - v1.0.docx
@@ -55,6 +55,18 @@
           <w:iCs/>
         </w:rPr>
         <w:t xml:space="preserve">Prepared for: YCompany Promotion Assignment (FRONTEND-REACT)</w:t>
+      </w:r>
+    </w:p>
+    <w:p>
+      <w:pPr>
+        <w:jc w:val="center"/>
+      </w:pPr>
+      <w:r>
+        <w:rPr>
+          <w:i/>
+          <w:iCs/>
+        </w:rPr>
+        <w:t xml:space="preserve">Prepared by: Zibran Shaikh</w:t>
       </w:r>
     </w:p>
     <w:p>
@@ -1167,33 +1179,59 @@
         <w:spacing w:after="60"/>
       </w:pPr>
       <w:r>
-        <w:t xml:space="preserve">Design system (styles/ + components/ui): SCSS variables/mixins and reusable Button, Card, Field, Heading and Table primitives keep modules visually consistent.</w:t>
-      </w:r>
-    </w:p>
-    <w:p>
-      <w:pPr>
-        <w:pStyle w:val="ListParagraph"/>
-        <w:numPr>
-          <w:ilvl w:val="0"/>
-          <w:numId w:val="1"/>
-        </w:numPr>
-        <w:spacing w:after="60"/>
-      </w:pPr>
-      <w:r>
-        <w:t xml:space="preserve">Persistence (rimss-api): PostgreSQL with versioned SQL migrations (001_init, 002_order_idempotency) and seed-on-empty catalog; falls back to JSON files when DATABASE_URL is unset.</w:t>
-      </w:r>
-    </w:p>
-    <w:p>
-      <w:pPr>
-        <w:pStyle w:val="ListParagraph"/>
-        <w:numPr>
-          <w:ilvl w:val="0"/>
-          <w:numId w:val="1"/>
-        </w:numPr>
-        <w:spacing w:after="60"/>
-      </w:pPr>
-      <w:r>
-        <w:t xml:space="preserve">Orders are idempotent: an optional Idempotency-Key header makes checkout retries return the original order.</w:t>
+        <w:t xml:space="preserve">Design system (styles/ + components/ui): SCSS variables/mixins and reusable Button, Card, Field, Heading and Table primitives keep modules visually consistent. Colour tokens are CSS custom properties, so a header toggle switches light and dark themes (persisted, defaults to the OS preference).</w:t>
+      </w:r>
+    </w:p>
+    <w:p>
+      <w:pPr>
+        <w:pStyle w:val="ListParagraph"/>
+        <w:numPr>
+          <w:ilvl w:val="0"/>
+          <w:numId w:val="1"/>
+        </w:numPr>
+        <w:spacing w:after="60"/>
+      </w:pPr>
+      <w:r>
+        <w:t xml:space="preserve">Internationalisation (src/i18n): all UI strings live in a message catalogue (English and Spanish) with a header language menu; the choice is persisted and sets the page language.</w:t>
+      </w:r>
+    </w:p>
+    <w:p>
+      <w:pPr>
+        <w:pStyle w:val="ListParagraph"/>
+        <w:numPr>
+          <w:ilvl w:val="0"/>
+          <w:numId w:val="1"/>
+        </w:numPr>
+        <w:spacing w:after="60"/>
+      </w:pPr>
+      <w:r>
+        <w:t xml:space="preserve">Accounts and checkout: guests can browse and fill a cart; checkout asks them to sign in through a modal dialog, then reopens the cart and offers a demo payment. The Account area (order history, pay, cancel) is only shown when signed in.</w:t>
+      </w:r>
+    </w:p>
+    <w:p>
+      <w:pPr>
+        <w:pStyle w:val="ListParagraph"/>
+        <w:numPr>
+          <w:ilvl w:val="0"/>
+          <w:numId w:val="1"/>
+        </w:numPr>
+        <w:spacing w:after="60"/>
+      </w:pPr>
+      <w:r>
+        <w:t xml:space="preserve">Persistence (rimss-api): PostgreSQL with versioned SQL migrations (001_init to 004_users) and seed-on-empty catalog; falls back to JSON files when DATABASE_URL is unset.</w:t>
+      </w:r>
+    </w:p>
+    <w:p>
+      <w:pPr>
+        <w:pStyle w:val="ListParagraph"/>
+        <w:numPr>
+          <w:ilvl w:val="0"/>
+          <w:numId w:val="1"/>
+        </w:numPr>
+        <w:spacing w:after="60"/>
+      </w:pPr>
+      <w:r>
+        <w:t xml:space="preserve">Orders are idempotent: an optional Idempotency-Key header makes checkout retries return the original order. Creating an order atomically decrements stock (cancelling restores it), so concurrent orders cannot oversell.</w:t>
       </w:r>
     </w:p>
     <w:p>
@@ -1594,7 +1632,7 @@
           </w:tcPr>
           <w:p>
             <w:r>
-              <w:t xml:space="preserve">Business logic (cart, filtering) as pure functions plus component, service and module tests (Vitest + Testing Library, 160 tests); UI states documented in Storybook.</w:t>
+              <w:t xml:space="preserve">Business logic (cart, filtering) as pure functions plus component, service and module tests (Vitest + Testing Library, 209 app tests plus 64 API tests); UI states documented in Storybook.</w:t>
             </w:r>
           </w:p>
         </w:tc>
@@ -1952,7 +1990,7 @@
         <w:spacing w:after="60"/>
       </w:pPr>
       <w:r>
-        <w:t xml:space="preserve">Authentication/authorization and admin/inventory management screens</w:t>
+        <w:t xml:space="preserve">Admin/inventory management screens and a real payment processor</w:t>
       </w:r>
     </w:p>
     <w:p>

--- a/deliverables/output/RIMSS - Solution Approach - v1.0.docx
+++ b/deliverables/output/RIMSS - Solution Approach - v1.0.docx
@@ -1000,7 +1000,7 @@
         <w:spacing w:after="120"/>
       </w:pPr>
       <w:r>
-        <w:t xml:space="preserve">RIMSS uses a lightweight Plugin Registry (see src/plugins/PluginRegistry.ts in the working sample). Each functional module (Product Search, Product Showcase, and future modules such as Wishlist or Reviews) self-registers a manifest (id, route, nav label, component) on import. The application shell (App.tsx) never imports feature modules by name - it only renders whatever is registered. This satisfies the requirement that 'any functional module could be plugged into the application' without modifying shell code.</w:t>
+        <w:t xml:space="preserve">RIMSS uses a lightweight Plugin Registry (see src/plugins/PluginRegistry.ts in the working sample). Each functional module (Product Search, Product Showcase, and future modules such as Wishlist or Reviews) self-registers a manifest (id, route, nav label, component) on import. The application shell (App.tsx) never imports feature modules by name - it only renders whatever is registered. The registry also supports widgets plugged into named page slots: the Latest Offers banner registers into the home page's 'home-top' slot, can be hidden by the user, themed per environment (VITE_OFFERS_THEME) and disabled per environment (VITE_DISABLED_MODULES=offers). This satisfies the requirement that 'any functional module could be plugged into the application' without modifying shell code.</w:t>
       </w:r>
     </w:p>
     <w:p>
@@ -1205,6 +1205,19 @@
         <w:spacing w:after="60"/>
       </w:pPr>
       <w:r>
+        <w:t xml:space="preserve">Header search and session safety: a header search box suggests matching products as the user types and links straight to the product page (Enter opens the filtered Shop view). Signed-in users are signed out automatically after 30 minutes without activity.</w:t>
+      </w:r>
+    </w:p>
+    <w:p>
+      <w:pPr>
+        <w:pStyle w:val="ListParagraph"/>
+        <w:numPr>
+          <w:ilvl w:val="0"/>
+          <w:numId w:val="1"/>
+        </w:numPr>
+        <w:spacing w:after="60"/>
+      </w:pPr>
+      <w:r>
         <w:t xml:space="preserve">Accounts and checkout: guests can browse and fill a cart; checkout asks them to sign in through a modal dialog, then reopens the cart and offers a demo payment. The Account area (order history, pay, cancel) is only shown when signed in.</w:t>
       </w:r>
     </w:p>
@@ -1231,7 +1244,7 @@
         <w:spacing w:after="60"/>
       </w:pPr>
       <w:r>
-        <w:t xml:space="preserve">Orders are idempotent: an optional Idempotency-Key header makes checkout retries return the original order. Creating an order atomically decrements stock (cancelling restores it), so concurrent orders cannot oversell.</w:t>
+        <w:t xml:space="preserve">Orders are idempotent: an optional Idempotency-Key header makes checkout retries return the original order. Creating an order atomically decrements stock (cancelling restores it), so concurrent orders cannot oversell. Unpaid orders expire after a configurable TTL (default 30 minutes) and release their stock; in production the order endpoint requires authentication.</w:t>
       </w:r>
     </w:p>
     <w:p>

--- a/deliverables/output/RIMSS - Solution Approach - v1.0.docx
+++ b/deliverables/output/RIMSS - Solution Approach - v1.0.docx
@@ -1179,7 +1179,7 @@
         <w:spacing w:after="60"/>
       </w:pPr>
       <w:r>
-        <w:t xml:space="preserve">Design system (styles/ + components/ui): SCSS variables/mixins and reusable Button, Card, Field, Heading and Table primitives keep modules visually consistent. Colour tokens are CSS custom properties, so a header toggle switches light and dark themes (persisted, defaults to the OS preference).</w:t>
+        <w:t xml:space="preserve">Design system (styles/ + components/ui): SCSS variables/mixins and reusable Button, Card, Field, Heading and Table primitives keep modules visually consistent. Colour tokens are CSS custom properties, so an avatar-menu toggle switches light and dark themes (persisted, defaults to the OS preference).</w:t>
       </w:r>
     </w:p>
     <w:p>
@@ -1601,7 +1601,7 @@
           </w:tcPr>
           <w:p>
             <w:r>
-              <w:t xml:space="preserve">Opt-in Web Push notifications (VAPID) via the service worker for offers and restocks; user can enable/disable from the header.</w:t>
+              <w:t xml:space="preserve">Opt-in Web Push notifications (VAPID) via the service worker for offers and restocks; user can enable/disable from the header avatar menu.</w:t>
             </w:r>
           </w:p>
         </w:tc>
